--- a/05_PRUEBAS/11_INFORME_DE_CALIDAD.docx
+++ b/05_PRUEBAS/11_INFORME_DE_CALIDAD.docx
@@ -849,7 +849,7 @@
             <w:vAlign w:val="top"/>
           </w:tcPr>
           <w:p>
-            <w:hyperlink w:history="1" r:id="rIdpdv8isdksqwjgb8v7jtdi">
+            <w:hyperlink w:history="1" r:id="rIdpbozdlo2gqwiqcfcdnppg">
               <w:r>
                 <w:rPr>
                   <w:color w:val="1D4ED8"/>
@@ -1019,7 +1019,7 @@
             <w:vAlign w:val="top"/>
           </w:tcPr>
           <w:p>
-            <w:hyperlink w:history="1" r:id="rIdbd8aysrhjzpvoegjpmsuo">
+            <w:hyperlink w:history="1" r:id="rIdfgghufagxo6fusx_pxhpw">
               <w:r>
                 <w:rPr>
                   <w:color w:val="1D4ED8"/>
@@ -1377,7 +1377,7 @@
             <w:vAlign w:val="top"/>
           </w:tcPr>
           <w:p>
-            <w:hyperlink w:history="1" r:id="rIdxfqvvhk0181jd9cthix67">
+            <w:hyperlink w:history="1" r:id="rIdoejzp-es_wvw7e4ugh8ki">
               <w:r>
                 <w:rPr>
                   <w:color w:val="1D4ED8"/>
@@ -1493,9 +1493,9 @@
         <w:tblLayout w:type="fixed"/>
       </w:tblPr>
       <w:tblGrid>
-        <w:gridCol w:w="2082"/>
-        <w:gridCol w:w="3908"/>
-        <w:gridCol w:w="3370"/>
+        <w:gridCol w:w="2010"/>
+        <w:gridCol w:w="4025"/>
+        <w:gridCol w:w="3325"/>
       </w:tblGrid>
       <w:tr>
         <w:trPr>
@@ -1503,7 +1503,7 @@
         </w:trPr>
         <w:tc>
           <w:tcPr>
-            <w:tcW w:type="dxa" w:w="2082"/>
+            <w:tcW w:type="dxa" w:w="2010"/>
             <w:tcBorders>
               <w:top w:val="single" w:color="CBD5E1" w:sz="4"/>
               <w:left w:val="single" w:color="CBD5E1" w:sz="4"/>
@@ -1533,7 +1533,7 @@
         </w:tc>
         <w:tc>
           <w:tcPr>
-            <w:tcW w:type="dxa" w:w="3908"/>
+            <w:tcW w:type="dxa" w:w="4025"/>
             <w:tcBorders>
               <w:top w:val="single" w:color="CBD5E1" w:sz="4"/>
               <w:left w:val="single" w:color="CBD5E1" w:sz="4"/>
@@ -1563,7 +1563,7 @@
         </w:tc>
         <w:tc>
           <w:tcPr>
-            <w:tcW w:type="dxa" w:w="3370"/>
+            <w:tcW w:type="dxa" w:w="3325"/>
             <w:tcBorders>
               <w:top w:val="single" w:color="CBD5E1" w:sz="4"/>
               <w:left w:val="single" w:color="CBD5E1" w:sz="4"/>
@@ -1595,7 +1595,7 @@
       <w:tr>
         <w:tc>
           <w:tcPr>
-            <w:tcW w:type="dxa" w:w="2082"/>
+            <w:tcW w:type="dxa" w:w="2010"/>
             <w:tcBorders>
               <w:top w:val="single" w:color="CBD5E1" w:sz="4"/>
               <w:left w:val="single" w:color="CBD5E1" w:sz="4"/>
@@ -1622,7 +1622,7 @@
         </w:tc>
         <w:tc>
           <w:tcPr>
-            <w:tcW w:type="dxa" w:w="3908"/>
+            <w:tcW w:type="dxa" w:w="4025"/>
             <w:tcBorders>
               <w:top w:val="single" w:color="CBD5E1" w:sz="4"/>
               <w:left w:val="single" w:color="CBD5E1" w:sz="4"/>
@@ -1665,23 +1665,23 @@
         </w:tc>
         <w:tc>
           <w:tcPr>
-            <w:tcW w:type="dxa" w:w="3370"/>
-            <w:tcBorders>
-              <w:top w:val="single" w:color="CBD5E1" w:sz="4"/>
-              <w:left w:val="single" w:color="CBD5E1" w:sz="4"/>
-              <w:bottom w:val="single" w:color="CBD5E1" w:sz="4"/>
-              <w:right w:val="single" w:color="CBD5E1" w:sz="4"/>
-            </w:tcBorders>
-            <w:tcMar>
-              <w:top w:type="dxa" w:w="60"/>
-              <w:left w:type="dxa" w:w="90"/>
-              <w:bottom w:type="dxa" w:w="60"/>
-              <w:right w:type="dxa" w:w="90"/>
-            </w:tcMar>
-            <w:vAlign w:val="top"/>
-          </w:tcPr>
-          <w:p>
-            <w:hyperlink w:history="1" r:id="rIdv1e09j09ye8ktblmd66rf">
+            <w:tcW w:type="dxa" w:w="3325"/>
+            <w:tcBorders>
+              <w:top w:val="single" w:color="CBD5E1" w:sz="4"/>
+              <w:left w:val="single" w:color="CBD5E1" w:sz="4"/>
+              <w:bottom w:val="single" w:color="CBD5E1" w:sz="4"/>
+              <w:right w:val="single" w:color="CBD5E1" w:sz="4"/>
+            </w:tcBorders>
+            <w:tcMar>
+              <w:top w:type="dxa" w:w="60"/>
+              <w:left w:type="dxa" w:w="90"/>
+              <w:bottom w:type="dxa" w:w="60"/>
+              <w:right w:type="dxa" w:w="90"/>
+            </w:tcMar>
+            <w:vAlign w:val="top"/>
+          </w:tcPr>
+          <w:p>
+            <w:hyperlink w:history="1" r:id="rIdyrdl3q8sfxzko-ch3-gmc">
               <w:r>
                 <w:rPr>
                   <w:color w:val="1D4ED8"/>
@@ -1698,61 +1698,61 @@
       <w:tr>
         <w:tc>
           <w:tcPr>
-            <w:tcW w:type="dxa" w:w="2082"/>
-            <w:tcBorders>
-              <w:top w:val="single" w:color="CBD5E1" w:sz="4"/>
-              <w:left w:val="single" w:color="CBD5E1" w:sz="4"/>
-              <w:bottom w:val="single" w:color="CBD5E1" w:sz="4"/>
-              <w:right w:val="single" w:color="CBD5E1" w:sz="4"/>
-            </w:tcBorders>
-            <w:tcMar>
-              <w:top w:type="dxa" w:w="60"/>
-              <w:left w:type="dxa" w:w="90"/>
-              <w:bottom w:type="dxa" w:w="60"/>
-              <w:right w:type="dxa" w:w="90"/>
-            </w:tcMar>
-            <w:vAlign w:val="top"/>
-          </w:tcPr>
-          <w:p>
-            <w:r>
-              <w:rPr>
-                <w:sz w:val="17"/>
-                <w:szCs w:val="17"/>
-              </w:rPr>
-              <w:t xml:space="preserve">Interfaz sin pruebas hoy</w:t>
-            </w:r>
-          </w:p>
-        </w:tc>
-        <w:tc>
-          <w:tcPr>
-            <w:tcW w:type="dxa" w:w="3908"/>
-            <w:tcBorders>
-              <w:top w:val="single" w:color="CBD5E1" w:sz="4"/>
-              <w:left w:val="single" w:color="CBD5E1" w:sz="4"/>
-              <w:bottom w:val="single" w:color="CBD5E1" w:sz="4"/>
-              <w:right w:val="single" w:color="CBD5E1" w:sz="4"/>
-            </w:tcBorders>
-            <w:tcMar>
-              <w:top w:type="dxa" w:w="60"/>
-              <w:left w:type="dxa" w:w="90"/>
-              <w:bottom w:type="dxa" w:w="60"/>
-              <w:right w:type="dxa" w:w="90"/>
-            </w:tcMar>
-            <w:vAlign w:val="top"/>
-          </w:tcPr>
-          <w:p>
-            <w:r>
-              <w:rPr>
-                <w:sz w:val="17"/>
-                <w:szCs w:val="17"/>
-              </w:rPr>
-              <w:t xml:space="preserve">Pantallas sin verificación en esta corrida; Mi cuenta sin pantalla</w:t>
-            </w:r>
-          </w:p>
-        </w:tc>
-        <w:tc>
-          <w:tcPr>
-            <w:tcW w:type="dxa" w:w="3370"/>
+            <w:tcW w:type="dxa" w:w="2010"/>
+            <w:tcBorders>
+              <w:top w:val="single" w:color="CBD5E1" w:sz="4"/>
+              <w:left w:val="single" w:color="CBD5E1" w:sz="4"/>
+              <w:bottom w:val="single" w:color="CBD5E1" w:sz="4"/>
+              <w:right w:val="single" w:color="CBD5E1" w:sz="4"/>
+            </w:tcBorders>
+            <w:tcMar>
+              <w:top w:type="dxa" w:w="60"/>
+              <w:left w:type="dxa" w:w="90"/>
+              <w:bottom w:type="dxa" w:w="60"/>
+              <w:right w:type="dxa" w:w="90"/>
+            </w:tcMar>
+            <w:vAlign w:val="top"/>
+          </w:tcPr>
+          <w:p>
+            <w:r>
+              <w:rPr>
+                <w:sz w:val="17"/>
+                <w:szCs w:val="17"/>
+              </w:rPr>
+              <w:t xml:space="preserve">Interfaz con prueba parcial</w:t>
+            </w:r>
+          </w:p>
+        </w:tc>
+        <w:tc>
+          <w:tcPr>
+            <w:tcW w:type="dxa" w:w="4025"/>
+            <w:tcBorders>
+              <w:top w:val="single" w:color="CBD5E1" w:sz="4"/>
+              <w:left w:val="single" w:color="CBD5E1" w:sz="4"/>
+              <w:bottom w:val="single" w:color="CBD5E1" w:sz="4"/>
+              <w:right w:val="single" w:color="CBD5E1" w:sz="4"/>
+            </w:tcBorders>
+            <w:tcMar>
+              <w:top w:type="dxa" w:w="60"/>
+              <w:left w:type="dxa" w:w="90"/>
+              <w:bottom w:type="dxa" w:w="60"/>
+              <w:right w:type="dxa" w:w="90"/>
+            </w:tcMar>
+            <w:vAlign w:val="top"/>
+          </w:tcPr>
+          <w:p>
+            <w:r>
+              <w:rPr>
+                <w:sz w:val="17"/>
+                <w:szCs w:val="17"/>
+              </w:rPr>
+              <w:t xml:space="preserve">Prueba de interfaz del 2026-10-16 (38/38) solo para Mi cuenta, Mis reportes y los paneles de atención y auditoría; el resto sin verificación de interfaz</w:t>
+            </w:r>
+          </w:p>
+        </w:tc>
+        <w:tc>
+          <w:tcPr>
+            <w:tcW w:type="dxa" w:w="3325"/>
             <w:tcBorders>
               <w:top w:val="single" w:color="CBD5E1" w:sz="4"/>
               <w:left w:val="single" w:color="CBD5E1" w:sz="4"/>
@@ -1775,9 +1775,9 @@
               </w:rPr>
               <w:t xml:space="preserve">BUG</w:t>
               <w:noBreakHyphen/>
-              <w:t xml:space="preserve">004, BUG</w:t>
+              <w:t xml:space="preserve">004 y BUG</w:t>
               <w:noBreakHyphen/>
-              <w:t xml:space="preserve">005</w:t>
+              <w:t xml:space="preserve">005 corregidos</w:t>
             </w:r>
           </w:p>
         </w:tc>
@@ -1785,7 +1785,7 @@
       <w:tr>
         <w:tc>
           <w:tcPr>
-            <w:tcW w:type="dxa" w:w="2082"/>
+            <w:tcW w:type="dxa" w:w="2010"/>
             <w:tcBorders>
               <w:top w:val="single" w:color="CBD5E1" w:sz="4"/>
               <w:left w:val="single" w:color="CBD5E1" w:sz="4"/>
@@ -1812,7 +1812,7 @@
         </w:tc>
         <w:tc>
           <w:tcPr>
-            <w:tcW w:type="dxa" w:w="3908"/>
+            <w:tcW w:type="dxa" w:w="4025"/>
             <w:tcBorders>
               <w:top w:val="single" w:color="CBD5E1" w:sz="4"/>
               <w:left w:val="single" w:color="CBD5E1" w:sz="4"/>
@@ -1855,7 +1855,7 @@
         </w:tc>
         <w:tc>
           <w:tcPr>
-            <w:tcW w:type="dxa" w:w="3370"/>
+            <w:tcW w:type="dxa" w:w="3325"/>
             <w:tcBorders>
               <w:top w:val="single" w:color="CBD5E1" w:sz="4"/>
               <w:left w:val="single" w:color="CBD5E1" w:sz="4"/>
@@ -1890,7 +1890,7 @@
       <w:tr>
         <w:tc>
           <w:tcPr>
-            <w:tcW w:type="dxa" w:w="2082"/>
+            <w:tcW w:type="dxa" w:w="2010"/>
             <w:tcBorders>
               <w:top w:val="single" w:color="CBD5E1" w:sz="4"/>
               <w:left w:val="single" w:color="CBD5E1" w:sz="4"/>
@@ -1917,7 +1917,7 @@
         </w:tc>
         <w:tc>
           <w:tcPr>
-            <w:tcW w:type="dxa" w:w="3908"/>
+            <w:tcW w:type="dxa" w:w="4025"/>
             <w:tcBorders>
               <w:top w:val="single" w:color="CBD5E1" w:sz="4"/>
               <w:left w:val="single" w:color="CBD5E1" w:sz="4"/>
@@ -1953,7 +1953,7 @@
         </w:tc>
         <w:tc>
           <w:tcPr>
-            <w:tcW w:type="dxa" w:w="3370"/>
+            <w:tcW w:type="dxa" w:w="3325"/>
             <w:tcBorders>
               <w:top w:val="single" w:color="CBD5E1" w:sz="4"/>
               <w:left w:val="single" w:color="CBD5E1" w:sz="4"/>
@@ -1984,7 +1984,7 @@
       <w:tr>
         <w:tc>
           <w:tcPr>
-            <w:tcW w:type="dxa" w:w="2082"/>
+            <w:tcW w:type="dxa" w:w="2010"/>
             <w:tcBorders>
               <w:top w:val="single" w:color="CBD5E1" w:sz="4"/>
               <w:left w:val="single" w:color="CBD5E1" w:sz="4"/>
@@ -2011,7 +2011,7 @@
         </w:tc>
         <w:tc>
           <w:tcPr>
-            <w:tcW w:type="dxa" w:w="3908"/>
+            <w:tcW w:type="dxa" w:w="4025"/>
             <w:tcBorders>
               <w:top w:val="single" w:color="CBD5E1" w:sz="4"/>
               <w:left w:val="single" w:color="CBD5E1" w:sz="4"/>
@@ -2038,23 +2038,23 @@
         </w:tc>
         <w:tc>
           <w:tcPr>
-            <w:tcW w:type="dxa" w:w="3370"/>
-            <w:tcBorders>
-              <w:top w:val="single" w:color="CBD5E1" w:sz="4"/>
-              <w:left w:val="single" w:color="CBD5E1" w:sz="4"/>
-              <w:bottom w:val="single" w:color="CBD5E1" w:sz="4"/>
-              <w:right w:val="single" w:color="CBD5E1" w:sz="4"/>
-            </w:tcBorders>
-            <w:tcMar>
-              <w:top w:type="dxa" w:w="60"/>
-              <w:left w:type="dxa" w:w="90"/>
-              <w:bottom w:type="dxa" w:w="60"/>
-              <w:right w:type="dxa" w:w="90"/>
-            </w:tcMar>
-            <w:vAlign w:val="top"/>
-          </w:tcPr>
-          <w:p>
-            <w:hyperlink w:history="1" r:id="rIdwndaxy_skbd_wzlycpos3">
+            <w:tcW w:type="dxa" w:w="3325"/>
+            <w:tcBorders>
+              <w:top w:val="single" w:color="CBD5E1" w:sz="4"/>
+              <w:left w:val="single" w:color="CBD5E1" w:sz="4"/>
+              <w:bottom w:val="single" w:color="CBD5E1" w:sz="4"/>
+              <w:right w:val="single" w:color="CBD5E1" w:sz="4"/>
+            </w:tcBorders>
+            <w:tcMar>
+              <w:top w:type="dxa" w:w="60"/>
+              <w:left w:type="dxa" w:w="90"/>
+              <w:bottom w:type="dxa" w:w="60"/>
+              <w:right w:type="dxa" w:w="90"/>
+            </w:tcMar>
+            <w:vAlign w:val="top"/>
+          </w:tcPr>
+          <w:p>
+            <w:hyperlink w:history="1" r:id="rIdlzptcpuajj7oemsu4c5dz">
               <w:r>
                 <w:rPr>
                   <w:color w:val="1D4ED8"/>
@@ -2071,7 +2071,7 @@
       <w:tr>
         <w:tc>
           <w:tcPr>
-            <w:tcW w:type="dxa" w:w="2082"/>
+            <w:tcW w:type="dxa" w:w="2010"/>
             <w:tcBorders>
               <w:top w:val="single" w:color="CBD5E1" w:sz="4"/>
               <w:left w:val="single" w:color="CBD5E1" w:sz="4"/>
@@ -2098,7 +2098,7 @@
         </w:tc>
         <w:tc>
           <w:tcPr>
-            <w:tcW w:type="dxa" w:w="3908"/>
+            <w:tcW w:type="dxa" w:w="4025"/>
             <w:tcBorders>
               <w:top w:val="single" w:color="CBD5E1" w:sz="4"/>
               <w:left w:val="single" w:color="CBD5E1" w:sz="4"/>
@@ -2125,7 +2125,7 @@
         </w:tc>
         <w:tc>
           <w:tcPr>
-            <w:tcW w:type="dxa" w:w="3370"/>
+            <w:tcW w:type="dxa" w:w="3325"/>
             <w:tcBorders>
               <w:top w:val="single" w:color="CBD5E1" w:sz="4"/>
               <w:left w:val="single" w:color="CBD5E1" w:sz="4"/>
@@ -2158,7 +2158,7 @@
       <w:tr>
         <w:tc>
           <w:tcPr>
-            <w:tcW w:type="dxa" w:w="2082"/>
+            <w:tcW w:type="dxa" w:w="2010"/>
             <w:tcBorders>
               <w:top w:val="single" w:color="CBD5E1" w:sz="4"/>
               <w:left w:val="single" w:color="CBD5E1" w:sz="4"/>
@@ -2185,7 +2185,7 @@
         </w:tc>
         <w:tc>
           <w:tcPr>
-            <w:tcW w:type="dxa" w:w="3908"/>
+            <w:tcW w:type="dxa" w:w="4025"/>
             <w:tcBorders>
               <w:top w:val="single" w:color="CBD5E1" w:sz="4"/>
               <w:left w:val="single" w:color="CBD5E1" w:sz="4"/>
@@ -2212,7 +2212,7 @@
         </w:tc>
         <w:tc>
           <w:tcPr>
-            <w:tcW w:type="dxa" w:w="3370"/>
+            <w:tcW w:type="dxa" w:w="3325"/>
             <w:tcBorders>
               <w:top w:val="single" w:color="CBD5E1" w:sz="4"/>
               <w:left w:val="single" w:color="CBD5E1" w:sz="4"/>
@@ -2399,7 +2399,7 @@
         </w:numPr>
         <w:spacing w:after="40"/>
       </w:pPr>
-      <w:hyperlink w:history="1" r:id="rIdyborvroddoaxsv4yxgw-u">
+      <w:hyperlink w:history="1" r:id="rId0honwyygkah7t46yfyymp">
         <w:r>
           <w:rPr>
             <w:color w:val="1D4ED8"/>
@@ -2411,7 +2411,7 @@
       <w:r>
         <w:t xml:space="preserve"> · </w:t>
       </w:r>
-      <w:hyperlink w:history="1" r:id="rIdvdj4hpooairroy6g2_uqn">
+      <w:hyperlink w:history="1" r:id="rIdio8mlutsmn4mtskjeiwoj">
         <w:r>
           <w:rPr>
             <w:rFonts w:ascii="Consolas" w:cs="Consolas" w:eastAsia="Consolas" w:hAnsi="Consolas"/>
